--- a/reports/AFG_Scorecard_2026-07-27.docx
+++ b/reports/AFG_Scorecard_2026-07-27.docx
@@ -1648,37 +1648,6 @@
         <w:t>Brier Score: 0 = perfect · 0.25 = coin flip · 1.0 = perfectly wrong.  This report is for informational purposes only and is not financial advice.</w:t>
       </w:r>
     </w:p>
-    <w:p>
-      <w:pPr>
-        <w:spacing w:before="320"/>
-      </w:pPr>
-      <w:r>
-        <w:rPr>
-          <w:i/>
-          <w:color w:val="808080"/>
-          <w:sz w:val="17"/>
-        </w:rPr>
-        <w:t xml:space="preserve">You are correct. I would like to add a header to the scorecard which says Forecast  and Buy yes is in green and buy no is in red. The AFG call header would be to the right of the AFG header and would be it cleaner and more understandable for myself and </w:t>
-      </w:r>
-      <w:proofErr w:type="spellStart"/>
-      <w:r>
-        <w:rPr>
-          <w:i/>
-          <w:color w:val="808080"/>
-          <w:sz w:val="17"/>
-        </w:rPr>
-        <w:t>subsciribers</w:t>
-      </w:r>
-      <w:proofErr w:type="spellEnd"/>
-      <w:r>
-        <w:rPr>
-          <w:i/>
-          <w:color w:val="808080"/>
-          <w:sz w:val="17"/>
-        </w:rPr>
-        <w:t xml:space="preserve">. Remember that everything should look professional and fit on the page </w:t>
-      </w:r>
-    </w:p>
     <w:sectPr>
       <w:pgSz w:w="12240" w:h="15840"/>
       <w:pgMar w:top="1080" w:right="1080" w:bottom="1080" w:left="1080" w:header="720" w:footer="720" w:gutter="0"/>
